--- a/teacher-tools/activity-guides/9-1-activity-teacher.docx
+++ b/teacher-tools/activity-guides/9-1-activity-teacher.docx
@@ -784,7 +784,7 @@
           <w:sz w:val="22"/>
           <w:szCs w:val="22"/>
         </w:rPr>
-        <w:t xml:space="preserve">Level 2 Extension — Captain Vega's Swapped Coordinates · Error Analysis</w:t>
+        <w:t xml:space="preserve">Level 2 Extension — Captain Vega's Misread Coordinate · Error Analysis</w:t>
       </w:r>
     </w:p>
     <w:p>
@@ -830,7 +830,30 @@
           <w:sz w:val="22"/>
           <w:szCs w:val="22"/>
         </w:rPr>
-        <w:t xml:space="preserve">Move 6 units to the right along the x-axis.</w:t>
+        <w:t xml:space="preserve">Move 3 units to the right along the x-axis.</w:t>
+      </w:r>
+    </w:p>
+    <w:p>
+      <w:pPr>
+        <w:spacing w:after="40"/>
+      </w:pPr>
+      <w:r>
+        <w:rPr>
+          <w:rFonts w:ascii="Calibri" w:cs="Calibri" w:eastAsia="Calibri" w:hAnsi="Calibri"/>
+          <w:b/>
+          <w:bCs/>
+          <w:sz w:val="22"/>
+          <w:szCs w:val="22"/>
+        </w:rPr>
+        <w:t xml:space="preserve">Read the y-coordinate: </w:t>
+      </w:r>
+      <w:r>
+        <w:rPr>
+          <w:rFonts w:ascii="Calibri" w:cs="Calibri" w:eastAsia="Calibri" w:hAnsi="Calibri"/>
+          <w:sz w:val="22"/>
+          <w:szCs w:val="22"/>
+        </w:rPr>
+        <w:t xml:space="preserve">Move 1 unit up along the y-axis.</w:t>
       </w:r>
       <w:r>
         <w:rPr>
@@ -856,29 +879,6 @@
           <w:sz w:val="22"/>
           <w:szCs w:val="22"/>
         </w:rPr>
-        <w:t xml:space="preserve">Read the y-coordinate: </w:t>
-      </w:r>
-      <w:r>
-        <w:rPr>
-          <w:rFonts w:ascii="Calibri" w:cs="Calibri" w:eastAsia="Calibri" w:hAnsi="Calibri"/>
-          <w:sz w:val="22"/>
-          <w:szCs w:val="22"/>
-        </w:rPr>
-        <w:t xml:space="preserve">Move 3 units up along the y-axis.</w:t>
-      </w:r>
-    </w:p>
-    <w:p>
-      <w:pPr>
-        <w:spacing w:after="40"/>
-      </w:pPr>
-      <w:r>
-        <w:rPr>
-          <w:rFonts w:ascii="Calibri" w:cs="Calibri" w:eastAsia="Calibri" w:hAnsi="Calibri"/>
-          <w:b/>
-          <w:bCs/>
-          <w:sz w:val="22"/>
-          <w:szCs w:val="22"/>
-        </w:rPr>
         <w:t xml:space="preserve">Plot the point: </w:t>
       </w:r>
       <w:r>
@@ -887,7 +887,7 @@
           <w:sz w:val="22"/>
           <w:szCs w:val="22"/>
         </w:rPr>
-        <w:t xml:space="preserve">Place the flag where (6, 3) would go.</w:t>
+        <w:t xml:space="preserve">Place the flag where (3, 1) would go.</w:t>
       </w:r>
     </w:p>
     <w:p>
@@ -903,7 +903,7 @@
           <w:sz w:val="22"/>
           <w:szCs w:val="22"/>
         </w:rPr>
-        <w:t xml:space="preserve">Correct: In (3, 6) the x-coordinate is 3, so move 3 units right; then the y-coordinate is 6, so move 6 units up. The navigator swapped x and y and plotted (6, 3) instead of (3, 6).</w:t>
+        <w:t xml:space="preserve">Correct: The x move is correct (3 right), but the y-coordinate is 6, not 1. The navigator should move 6 units up, placing the flag at (3, 6) — not (3, 1).</w:t>
       </w:r>
     </w:p>
     <w:p>
@@ -919,7 +919,7 @@
           <w:sz w:val="22"/>
           <w:szCs w:val="22"/>
         </w:rPr>
-        <w:t xml:space="preserve">Hint: In an ordered pair (x, y), the FIRST number is the x-coordinate. Which way does x always move first?</w:t>
+        <w:t xml:space="preserve">Hint: Look at the SECOND number in (3, 6). How many units up should the flag move?</w:t>
       </w:r>
     </w:p>
     <w:p>
@@ -935,7 +935,7 @@
           <w:sz w:val="22"/>
           <w:szCs w:val="22"/>
         </w:rPr>
-        <w:t xml:space="preserve">Hint: x is horizontal (right), then y is vertical (up). Here x = 3 and y = 6, so it should be right 3, up 6 — not right 6, up 3.</w:t>
+        <w:t xml:space="preserve">Hint: y = 6, so move 6 units up after the 3 right. The point is (3, 6), not (3, 1).</w:t>
       </w:r>
     </w:p>
     <w:sectPr>

--- a/teacher-tools/activity-guides/9-1-activity-teacher.docx
+++ b/teacher-tools/activity-guides/9-1-activity-teacher.docx
@@ -46,7 +46,7 @@
           <w:sz w:val="20"/>
           <w:szCs w:val="20"/>
         </w:rPr>
-        <w:t xml:space="preserve">Lesson 9-1 — Graph on the Coordinate Plane  ·  6.NS.6</w:t>
+        <w:t xml:space="preserve">Lesson 9-1 — Graph on the Coordinate Plane  ·  6.NOS.6</w:t>
       </w:r>
     </w:p>
     <w:p>
@@ -784,7 +784,7 @@
           <w:sz w:val="22"/>
           <w:szCs w:val="22"/>
         </w:rPr>
-        <w:t xml:space="preserve">Level 2 Extension — Captain Vega's Swapped Coordinates · Error Analysis</w:t>
+        <w:t xml:space="preserve">Level 2 Extension — Captain Vega's Misread Coordinate · Error Analysis</w:t>
       </w:r>
     </w:p>
     <w:p>
@@ -830,7 +830,30 @@
           <w:sz w:val="22"/>
           <w:szCs w:val="22"/>
         </w:rPr>
-        <w:t xml:space="preserve">Move 6 units to the right along the x-axis.</w:t>
+        <w:t xml:space="preserve">Move 3 units to the right along the x-axis.</w:t>
+      </w:r>
+    </w:p>
+    <w:p>
+      <w:pPr>
+        <w:spacing w:after="40"/>
+      </w:pPr>
+      <w:r>
+        <w:rPr>
+          <w:rFonts w:ascii="Calibri" w:cs="Calibri" w:eastAsia="Calibri" w:hAnsi="Calibri"/>
+          <w:b/>
+          <w:bCs/>
+          <w:sz w:val="22"/>
+          <w:szCs w:val="22"/>
+        </w:rPr>
+        <w:t xml:space="preserve">Read the y-coordinate: </w:t>
+      </w:r>
+      <w:r>
+        <w:rPr>
+          <w:rFonts w:ascii="Calibri" w:cs="Calibri" w:eastAsia="Calibri" w:hAnsi="Calibri"/>
+          <w:sz w:val="22"/>
+          <w:szCs w:val="22"/>
+        </w:rPr>
+        <w:t xml:space="preserve">Move 1 unit up along the y-axis.</w:t>
       </w:r>
       <w:r>
         <w:rPr>
@@ -856,29 +879,6 @@
           <w:sz w:val="22"/>
           <w:szCs w:val="22"/>
         </w:rPr>
-        <w:t xml:space="preserve">Read the y-coordinate: </w:t>
-      </w:r>
-      <w:r>
-        <w:rPr>
-          <w:rFonts w:ascii="Calibri" w:cs="Calibri" w:eastAsia="Calibri" w:hAnsi="Calibri"/>
-          <w:sz w:val="22"/>
-          <w:szCs w:val="22"/>
-        </w:rPr>
-        <w:t xml:space="preserve">Move 3 units up along the y-axis.</w:t>
-      </w:r>
-    </w:p>
-    <w:p>
-      <w:pPr>
-        <w:spacing w:after="40"/>
-      </w:pPr>
-      <w:r>
-        <w:rPr>
-          <w:rFonts w:ascii="Calibri" w:cs="Calibri" w:eastAsia="Calibri" w:hAnsi="Calibri"/>
-          <w:b/>
-          <w:bCs/>
-          <w:sz w:val="22"/>
-          <w:szCs w:val="22"/>
-        </w:rPr>
         <w:t xml:space="preserve">Plot the point: </w:t>
       </w:r>
       <w:r>
@@ -887,7 +887,7 @@
           <w:sz w:val="22"/>
           <w:szCs w:val="22"/>
         </w:rPr>
-        <w:t xml:space="preserve">Place the flag where (6, 3) would go.</w:t>
+        <w:t xml:space="preserve">Place the flag where (3, 1) would go.</w:t>
       </w:r>
     </w:p>
     <w:p>
@@ -903,7 +903,7 @@
           <w:sz w:val="22"/>
           <w:szCs w:val="22"/>
         </w:rPr>
-        <w:t xml:space="preserve">Correct: In (3, 6) the x-coordinate is 3, so move 3 units right; then the y-coordinate is 6, so move 6 units up. The navigator swapped x and y and plotted (6, 3) instead of (3, 6).</w:t>
+        <w:t xml:space="preserve">Correct: The x move is correct (3 right), but the y-coordinate is 6, not 1. The navigator should move 6 units up, placing the flag at (3, 6) — not (3, 1).</w:t>
       </w:r>
     </w:p>
     <w:p>
@@ -919,7 +919,7 @@
           <w:sz w:val="22"/>
           <w:szCs w:val="22"/>
         </w:rPr>
-        <w:t xml:space="preserve">Hint: In an ordered pair (x, y), the FIRST number is the x-coordinate. Which way does x always move first?</w:t>
+        <w:t xml:space="preserve">Hint: Look at the SECOND number in (3, 6). How many units up should the flag move?</w:t>
       </w:r>
     </w:p>
     <w:p>
@@ -935,7 +935,7 @@
           <w:sz w:val="22"/>
           <w:szCs w:val="22"/>
         </w:rPr>
-        <w:t xml:space="preserve">Hint: x is horizontal (right), then y is vertical (up). Here x = 3 and y = 6, so it should be right 3, up 6 — not right 6, up 3.</w:t>
+        <w:t xml:space="preserve">Hint: y = 6, so move 6 units up after the 3 right. The point is (3, 6), not (3, 1).</w:t>
       </w:r>
     </w:p>
     <w:sectPr>
